--- a/public/level1/downloads/Level1_Lesson9.docx
+++ b/public/level1/downloads/Level1_Lesson9.docx
@@ -35,7 +35,7 @@
           <w:i w:val="0"/>
           <w:sz w:val="22"/>
         </w:rPr>
-        <w:t xml:space="preserve"> Draft for review (expanded to match Lessons 5–7 depth). </w:t>
+        <w:t xml:space="preserve"> Complete lesson (all 13 Level 1 lessons are published). </w:t>
       </w:r>
       <w:r>
         <w:rPr>
